--- a/trufas github.docx
+++ b/trufas github.docx
@@ -6,6 +6,16 @@
       <w:pPr>
         <w:pStyle w:val="Ttulo2"/>
       </w:pPr>
+      <w:proofErr w:type="spellStart"/>
+      <w:proofErr w:type="gramStart"/>
+      <w:r>
+        <w:rPr>
+          <w:rFonts w:ascii="Segoe UI Symbol" w:hAnsi="Segoe UI Symbol" w:cs="Segoe UI Symbol"/>
+        </w:rPr>
+        <w:t>za</w:t>
+      </w:r>
+      <w:proofErr w:type="spellEnd"/>
+      <w:proofErr w:type="gramEnd"/>
       <w:r>
         <w:rPr>
           <w:rFonts w:ascii="Segoe UI Symbol" w:hAnsi="Segoe UI Symbol" w:cs="Segoe UI Symbol"/>
@@ -114,8 +124,16 @@
         <w:t>✅</w:t>
       </w:r>
       <w:r>
-        <w:t xml:space="preserve"> Passo 2 – Adicionar os arquivos</w:t>
-      </w:r>
+        <w:t xml:space="preserve"> Passo 2 – Adicionar os </w:t>
+      </w:r>
+      <w:proofErr w:type="spellStart"/>
+      <w:r>
+        <w:t>arquivos</w:t>
+      </w:r>
+      <w:r>
+        <w:t>za</w:t>
+      </w:r>
+      <w:proofErr w:type="spellEnd"/>
     </w:p>
     <w:p>
       <w:pPr>
@@ -1072,86 +1090,74 @@
     <w:p>
       <w:pPr>
         <w:pStyle w:val="Pr-formataoHTML"/>
+        <w:rPr>
+          <w:lang w:val="en-US"/>
+        </w:rPr>
       </w:pPr>
       <w:proofErr w:type="spellStart"/>
       <w:proofErr w:type="gramStart"/>
       <w:r>
         <w:rPr>
           <w:rStyle w:val="d"/>
+          <w:lang w:val="en-US"/>
         </w:rPr>
         <w:t>git</w:t>
       </w:r>
       <w:proofErr w:type="spellEnd"/>
       <w:proofErr w:type="gramEnd"/>
       <w:r>
-        <w:t xml:space="preserve"> </w:t>
-      </w:r>
-      <w:proofErr w:type="spellStart"/>
-      <w:r>
-        <w:t>branch</w:t>
-      </w:r>
-      <w:proofErr w:type="spellEnd"/>
-      <w:r>
-        <w:t xml:space="preserve"> </w:t>
+        <w:rPr>
+          <w:lang w:val="en-US"/>
+        </w:rPr>
+        <w:t xml:space="preserve"> branch </w:t>
       </w:r>
       <w:r>
         <w:rPr>
           <w:rStyle w:val="f"/>
+          <w:lang w:val="en-US"/>
         </w:rPr>
         <w:t>-M</w:t>
       </w:r>
       <w:r>
-        <w:t xml:space="preserve"> </w:t>
-      </w:r>
-      <w:proofErr w:type="spellStart"/>
-      <w:r>
-        <w:t>main</w:t>
-      </w:r>
-      <w:proofErr w:type="spellEnd"/>
-      <w:r>
+        <w:rPr>
+          <w:lang w:val="en-US"/>
+        </w:rPr>
+        <w:t xml:space="preserve"> main</w:t>
+      </w:r>
+      <w:r>
+        <w:rPr>
+          <w:lang w:val="en-US"/>
+        </w:rPr>
         <w:br/>
       </w:r>
       <w:proofErr w:type="spellStart"/>
       <w:r>
         <w:rPr>
           <w:rStyle w:val="d"/>
+          <w:lang w:val="en-US"/>
         </w:rPr>
         <w:t>git</w:t>
       </w:r>
       <w:proofErr w:type="spellEnd"/>
       <w:r>
-        <w:t xml:space="preserve"> </w:t>
-      </w:r>
-      <w:proofErr w:type="spellStart"/>
-      <w:r>
-        <w:t>push</w:t>
-      </w:r>
-      <w:proofErr w:type="spellEnd"/>
-      <w:r>
-        <w:t xml:space="preserve"> </w:t>
+        <w:rPr>
+          <w:lang w:val="en-US"/>
+        </w:rPr>
+        <w:t xml:space="preserve"> push </w:t>
       </w:r>
       <w:r>
         <w:rPr>
           <w:rStyle w:val="f"/>
+          <w:lang w:val="en-US"/>
         </w:rPr>
         <w:t>-u</w:t>
       </w:r>
       <w:r>
-        <w:t xml:space="preserve"> </w:t>
-      </w:r>
-      <w:proofErr w:type="spellStart"/>
-      <w:r>
-        <w:t>origin</w:t>
-      </w:r>
-      <w:proofErr w:type="spellEnd"/>
-      <w:r>
-        <w:t xml:space="preserve"> </w:t>
-      </w:r>
-      <w:proofErr w:type="spellStart"/>
-      <w:r>
-        <w:t>main</w:t>
-      </w:r>
-      <w:proofErr w:type="spellEnd"/>
+        <w:rPr>
+          <w:lang w:val="en-US"/>
+        </w:rPr>
+        <w:t xml:space="preserve"> origin main</w:t>
+      </w:r>
     </w:p>
     <w:p>
       <w:r>
@@ -2142,43 +2148,26 @@
     <w:p>
       <w:pPr>
         <w:pStyle w:val="Pr-formataoHTML"/>
+        <w:rPr>
+          <w:lang w:val="en-US"/>
+        </w:rPr>
       </w:pPr>
       <w:proofErr w:type="spellStart"/>
       <w:proofErr w:type="gramStart"/>
       <w:r>
         <w:rPr>
           <w:rStyle w:val="d"/>
+          <w:lang w:val="en-US"/>
         </w:rPr>
         <w:t>git</w:t>
       </w:r>
       <w:proofErr w:type="spellEnd"/>
       <w:proofErr w:type="gramEnd"/>
       <w:r>
-        <w:t xml:space="preserve"> </w:t>
-      </w:r>
-      <w:proofErr w:type="spellStart"/>
-      <w:r>
-        <w:t>remote</w:t>
-      </w:r>
-      <w:proofErr w:type="spellEnd"/>
-      <w:r>
-        <w:t xml:space="preserve"> </w:t>
-      </w:r>
-      <w:proofErr w:type="spellStart"/>
-      <w:r>
-        <w:t>add</w:t>
-      </w:r>
-      <w:proofErr w:type="spellEnd"/>
-      <w:r>
-        <w:t xml:space="preserve"> </w:t>
-      </w:r>
-      <w:proofErr w:type="spellStart"/>
-      <w:r>
-        <w:t>origin</w:t>
-      </w:r>
-      <w:proofErr w:type="spellEnd"/>
-      <w:r>
-        <w:t xml:space="preserve"> https://github.com/SEU_USUARIO/Trufas_Tiago.git</w:t>
+        <w:rPr>
+          <w:lang w:val="en-US"/>
+        </w:rPr>
+        <w:t xml:space="preserve"> remote add origin https://github.com/SEU_USUARIO/Trufas_Tiago.git</w:t>
       </w:r>
     </w:p>
     <w:p>
@@ -7359,7 +7348,10 @@
       </w:r>
     </w:p>
     <w:p/>
-    <w:p/>
+    <w:p>
+      <w:bookmarkStart w:id="0" w:name="_GoBack"/>
+      <w:bookmarkEnd w:id="0"/>
+    </w:p>
     <w:p>
       <w:pPr>
         <w:spacing w:before="100" w:beforeAutospacing="1" w:after="100" w:afterAutospacing="1" w:line="240" w:lineRule="auto"/>
@@ -7547,8 +7539,6 @@
           <w:szCs w:val="40"/>
         </w:rPr>
       </w:pPr>
-      <w:bookmarkStart w:id="0" w:name="_GoBack"/>
-      <w:bookmarkEnd w:id="0"/>
     </w:p>
     <w:sectPr>
       <w:pgSz w:w="11906" w:h="16838"/>

--- a/trufas github.docx
+++ b/trufas github.docx
@@ -210,58 +210,12 @@
           <w:lang w:val="en-US"/>
         </w:rPr>
       </w:pPr>
-      <w:proofErr w:type="spellStart"/>
-      <w:proofErr w:type="gramStart"/>
       <w:r>
         <w:rPr>
           <w:rStyle w:val="d"/>
           <w:lang w:val="en-US"/>
         </w:rPr>
-        <w:t>git</w:t>
-      </w:r>
-      <w:proofErr w:type="spellEnd"/>
-      <w:proofErr w:type="gramEnd"/>
-      <w:r>
-        <w:rPr>
-          <w:lang w:val="en-US"/>
-        </w:rPr>
-        <w:t xml:space="preserve"> commit </w:t>
-      </w:r>
-      <w:r>
-        <w:rPr>
-          <w:rStyle w:val="f"/>
-          <w:lang w:val="en-US"/>
-        </w:rPr>
-        <w:t>-m</w:t>
-      </w:r>
-      <w:r>
-        <w:rPr>
-          <w:lang w:val="en-US"/>
-        </w:rPr>
-        <w:t xml:space="preserve"> </w:t>
-      </w:r>
-      <w:r>
-        <w:rPr>
-          <w:rStyle w:val="c"/>
-          <w:lang w:val="en-US"/>
-        </w:rPr>
-        <w:t>"</w:t>
-      </w:r>
-      <w:proofErr w:type="spellStart"/>
-      <w:r>
-        <w:rPr>
-          <w:rStyle w:val="c"/>
-          <w:lang w:val="en-US"/>
-        </w:rPr>
-        <w:t>primeiro</w:t>
-      </w:r>
-      <w:proofErr w:type="spellEnd"/>
-      <w:r>
-        <w:rPr>
-          <w:rStyle w:val="c"/>
-          <w:lang w:val="en-US"/>
-        </w:rPr>
-        <w:t xml:space="preserve"> commit"</w:t>
+        <w:t>&lt;</w:t>
       </w:r>
     </w:p>
     <w:p>
@@ -2248,12 +2202,14 @@
       </w:r>
     </w:p>
     <w:p>
+      <w:bookmarkStart w:id="0" w:name="_GoBack"/>
       <w:r>
         <w:lastRenderedPageBreak/>
         <w:pict>
           <v:rect id="_x0000_i1036" style="width:0;height:1.5pt" o:hralign="center" o:hrstd="t" o:hr="t" fillcolor="#a0a0a0" stroked="f"/>
         </w:pict>
       </w:r>
+      <w:bookmarkEnd w:id="0"/>
     </w:p>
     <w:p>
       <w:pPr>
@@ -7348,10 +7304,7 @@
       </w:r>
     </w:p>
     <w:p/>
-    <w:p>
-      <w:bookmarkStart w:id="0" w:name="_GoBack"/>
-      <w:bookmarkEnd w:id="0"/>
-    </w:p>
+    <w:p/>
     <w:p>
       <w:pPr>
         <w:spacing w:before="100" w:beforeAutospacing="1" w:after="100" w:afterAutospacing="1" w:line="240" w:lineRule="auto"/>
